--- a/Cover_Letters/Shinoy_Infor_Software_Engineer_Cover_Letter.docx
+++ b/Cover_Letters/Shinoy_Infor_Software_Engineer_Cover_Letter.docx
@@ -14,7 +14,7 @@
     </w:p>
     <w:p>
       <w:r>
-        <w:t>August 27, 2026</w:t>
+        <w:t>September 26, 2026</w:t>
       </w:r>
     </w:p>
     <w:p>
@@ -35,12 +35,7 @@
     </w:p>
     <w:p>
       <w:r>
-        <w:t>I have spent over eight years working with Java, relational databases, and API integrations in agile environments. Building reliable backend components and collaborating with cross-functional teams is a core part of my daily work. Your focus on building cloud-based integration platforms within Infor OS matches well with my background in backend development and cloud tooling.</w:t>
-      </w:r>
-    </w:p>
-    <w:p>
-      <w:r>
-        <w:t>I also use AI tools like Gemini Code Assist to speed up my coding tasks and handle repetitive workflows more efficiently. Joining the ION Connectors team would be a great chance to contribute my experience in software development to your upcoming projects.</w:t>
+        <w:t>I have spent over 8 years working with Java, backend validation, and CI/CD pipelines in financial and enterprise environments. The work your ION Connectors team does on cloud-based integration platforms within Infor OS matches my background in building scalable systems. I also have hands-on experience streamlining development and test generation workflows using tools like Gemini Code Assist, which aligns well with your focus on emerging AI solutions.</w:t>
       </w:r>
     </w:p>
     <w:p>
